--- a/docs/Sprint_Review_and_Retrospective.docx
+++ b/docs/Sprint_Review_and_Retrospective.docx
@@ -27,7 +27,7 @@
           <w:color w:val="0284C7"/>
           <w:sz w:val="24"/>
         </w:rPr>
-        <w:t>Disaster Relief Resource Coordination System (Team 20) — Review 2 Delivery</w:t>
+        <w:t>Disaster Relief Resource Coordination System (Team 20) — Sprint 3 (Review 3) Delivery</w:t>
       </w:r>
     </w:p>
     <w:tbl>
@@ -3478,7 +3478,7 @@
                 <w:color w:val="1E293B"/>
                 <w:sz w:val="18"/>
               </w:rPr>
-              <w:t>Execute baseline and full regression test suite (62 tests, 100% pass rate).</w:t>
+              <w:t>Execute baseline and full regression test suite (94 tests, 100% pass rate).</w:t>
             </w:r>
           </w:p>
         </w:tc>
@@ -4067,7 +4067,7 @@
         <w:color w:val="64748B"/>
         <w:sz w:val="17"/>
       </w:rPr>
-      <w:t>Software Engineering Project — Review 2 Delivery Evidence</w:t>
+      <w:t>Software Engineering Project — Sprint 3 (Review 3) Delivery Evidence</w:t>
     </w:r>
   </w:p>
 </w:ftr>
